--- a/thesis_docs/manuscripts/ChpIV v5.docx
+++ b/thesis_docs/manuscripts/ChpIV v5.docx
@@ -2863,15 +2863,7 @@
         </m:r>
       </m:oMath>
       <w:r>
-        <w:t> pax/</w:t>
-      </w:r>
-      <w:proofErr w:type="spellStart"/>
-      <w:r>
-        <w:t>hr</w:t>
-      </w:r>
-      <w:proofErr w:type="spellEnd"/>
-      <w:r>
-        <w:t xml:space="preserve">) and reaching peak hourly rushes exceeding 4,800 passengers per hour. </w:t>
+        <w:t xml:space="preserve"> pax/hr) and reaching peak hourly rushes exceeding 4,800 passengers per hour. </w:t>
       </w:r>
       <w:r>
         <w:rPr>
@@ -3503,7 +3495,51 @@
         </w:rPr>
       </w:pPr>
       <w:r>
-        <w:t>To eliminate confounding from multi-carrier passenger mixing, unconstrained regional flow, and airline alliance code-sharing, a four-phase purposive filtering pipeline was executed across the national commercial airport benchmark network</w:t>
+        <w:t xml:space="preserve">To eliminate confounding from multi-carrier passenger mixing, unconstrained regional flow, and airline alliance code-sharing, a four-phase purposive filtering pipeline was executed across </w:t>
+      </w:r>
+      <w:r>
+        <w:lastRenderedPageBreak/>
+        <w:t>the national commercial airport benchmark network</w:t>
+      </w:r>
+      <w:r>
+        <w:t xml:space="preserve">. </w:t>
+      </w:r>
+      <w:r>
+        <w:drawing>
+          <wp:inline distT="0" distB="0" distL="0" distR="0" wp14:anchorId="2BE06959" wp14:editId="53E16A0E">
+            <wp:extent cx="5943600" cy="1261110"/>
+            <wp:effectExtent l="0" t="0" r="0" b="0"/>
+            <wp:docPr id="1295595379" name="Picture 1"/>
+            <wp:cNvGraphicFramePr>
+              <a:graphicFrameLocks xmlns:a="http://schemas.openxmlformats.org/drawingml/2006/main" noChangeAspect="1"/>
+            </wp:cNvGraphicFramePr>
+            <a:graphic xmlns:a="http://schemas.openxmlformats.org/drawingml/2006/main">
+              <a:graphicData uri="http://schemas.openxmlformats.org/drawingml/2006/picture">
+                <pic:pic xmlns:pic="http://schemas.openxmlformats.org/drawingml/2006/picture">
+                  <pic:nvPicPr>
+                    <pic:cNvPr id="1295595379" name=""/>
+                    <pic:cNvPicPr/>
+                  </pic:nvPicPr>
+                  <pic:blipFill>
+                    <a:blip r:embed="rId9"/>
+                    <a:stretch>
+                      <a:fillRect/>
+                    </a:stretch>
+                  </pic:blipFill>
+                  <pic:spPr>
+                    <a:xfrm>
+                      <a:off x="0" y="0"/>
+                      <a:ext cx="5943600" cy="1261110"/>
+                    </a:xfrm>
+                    <a:prstGeom prst="rect">
+                      <a:avLst/>
+                    </a:prstGeom>
+                  </pic:spPr>
+                </pic:pic>
+              </a:graphicData>
+            </a:graphic>
+          </wp:inline>
+        </w:drawing>
       </w:r>
     </w:p>
     <w:p>
@@ -3519,7 +3555,6 @@
           <w:b/>
           <w:bCs/>
         </w:rPr>
-        <w:lastRenderedPageBreak/>
         <w:t>Phase 1: Macro Filter (Heavy-Traffic Scale and Checkpoint Congestion)</w:t>
       </w:r>
       <w:r>
@@ -3615,6 +3650,7 @@
         <w:pStyle w:val="Heading3"/>
       </w:pPr>
       <w:r>
+        <w:lastRenderedPageBreak/>
         <w:t>Pipeline Results</w:t>
       </w:r>
     </w:p>
@@ -3664,7 +3700,6 @@
         <w:rPr>
           <w:noProof/>
         </w:rPr>
-        <w:lastRenderedPageBreak/>
         <w:drawing>
           <wp:inline distT="0" distB="0" distL="0" distR="0" wp14:anchorId="662B189A" wp14:editId="6DA187AE">
             <wp:extent cx="6067183" cy="1660849"/>
@@ -3681,7 +3716,7 @@
                     <pic:cNvPicPr/>
                   </pic:nvPicPr>
                   <pic:blipFill>
-                    <a:blip r:embed="rId9"/>
+                    <a:blip r:embed="rId10"/>
                     <a:stretch>
                       <a:fillRect/>
                     </a:stretch>
@@ -3765,11 +3800,8 @@
         <w:contextualSpacing/>
       </w:pPr>
       <w:r>
-        <w:t xml:space="preserve">Compared to the broader Top 25 benchmark network, the nine-airport cohort exhibits higher flight movement density (annual mean of 224,576 scheduled departures versus 192,160 network-wide, +16.9%), ensuring that checkpoints operate under heavy, bank-synchronized arrival loads. Second, these facilities experience heightened operational disruption, with average departure delays higher (15.23 min vs. 14.21 min, +7.2%), cancellation rates higher (1.63% vs. 1.43%, +14.1%), and taxi-out times longer (20.59 min vs. 19.69 min). Third, the cohort </w:t>
-      </w:r>
-      <w:r>
         <w:lastRenderedPageBreak/>
-        <w:t>concentrates demand into landside security screening through a higher local originating passenger share (52.55% vs. 48.61%) and an increase in absolute local originating volume (16.38 million vs. 13.10 million passengers annually, +25.0%). These operational differences confirm that screening queues across the experimental cohort are governed by landside passenger show-up curves rather than airside connecting transfers.</w:t>
+        <w:t>Compared to the broader Top 25 benchmark network, the nine-airport cohort exhibits higher flight movement density (annual mean of 224,576 scheduled departures versus 192,160 network-wide, +16.9%), ensuring that checkpoints operate under heavy, bank-synchronized arrival loads. Second, these facilities experience heightened operational disruption, with average departure delays higher (15.23 min vs. 14.21 min, +7.2%), cancellation rates higher (1.63% vs. 1.43%, +14.1%), and taxi-out times longer (20.59 min vs. 19.69 min). Third, the cohort concentrates demand into landside security screening through a higher local originating passenger share (52.55% vs. 48.61%) and an increase in absolute local originating volume (16.38 million vs. 13.10 million passengers annually, +25.0%). These operational differences confirm that screening queues across the experimental cohort are governed by landside passenger show-up curves rather than airside connecting transfers.</w:t>
       </w:r>
     </w:p>
     <w:p>
@@ -3821,6 +3853,7 @@
         <w:pStyle w:val="Heading3"/>
       </w:pPr>
       <w:r>
+        <w:lastRenderedPageBreak/>
         <w:t>Implications for Model</w:t>
       </w:r>
       <w:r>
@@ -4011,6 +4044,9 @@
             </m:den>
           </m:f>
           <m:r>
+            <m:rPr>
+              <m:sty m:val="p"/>
+            </m:rPr>
             <w:br/>
           </m:r>
         </m:oMath>
@@ -4128,7 +4164,14 @@
         <w:rPr>
           <w:color w:val="000000"/>
         </w:rPr>
-        <w:t>) or two-stage hurdle structures (a logistic model predicting whether the checkpoint is active, followed by a positive count model predicting passenger volume)</w:t>
+        <w:t xml:space="preserve">) or two-stage hurdle </w:t>
+      </w:r>
+      <w:r>
+        <w:rPr>
+          <w:color w:val="000000"/>
+        </w:rPr>
+        <w:lastRenderedPageBreak/>
+        <w:t>structures (a logistic model predicting whether the checkpoint is active, followed by a positive count model predicting passenger volume)</w:t>
       </w:r>
       <w:r>
         <w:rPr>
@@ -4165,11 +4208,7 @@
         <w:contextualSpacing/>
       </w:pPr>
       <w:r>
-        <w:t xml:space="preserve">A foundational premise of airport passenger flow modeling is that passengers arrive at screening checkpoints well in advance of flight departure times. Testing lead-lag transfer dynamics between scheduled flight departure times and checkpoint throughput reveals severe </w:t>
-      </w:r>
-      <w:r>
-        <w:lastRenderedPageBreak/>
-        <w:t>temporal asynchrony. Table 4.9 summarizes the empirical lead-lag correlation across key pre-departure horizons.</w:t>
+        <w:t>A foundational premise of airport passenger flow modeling is that passengers arrive at screening checkpoints well in advance of flight departure times. Testing lead-lag transfer dynamics between scheduled flight departure times and checkpoint throughput reveals severe temporal asynchrony. Table 4.9 summarizes the empirical lead-lag correlation across key pre-departure horizons.</w:t>
       </w:r>
     </w:p>
     <w:p>
@@ -4223,7 +4262,7 @@
                     <pic:cNvPicPr/>
                   </pic:nvPicPr>
                   <pic:blipFill>
-                    <a:blip r:embed="rId10">
+                    <a:blip r:embed="rId11">
                       <a:extLst>
                         <a:ext uri="{28A0092B-C50C-407E-A947-70E740481C1C}">
                           <a14:useLocalDpi xmlns:a14="http://schemas.microsoft.com/office/drawing/2010/main" val="0"/>
@@ -4264,7 +4303,11 @@
       </w:r>
       <w:proofErr w:type="gramEnd"/>
       <w:r>
-        <w:t xml:space="preserve"> modal passenger show-up window established in airport terminal planning guidelines (Airport Cooperative Research Program [ACRP] Report 40; Transportation Research Board, 2010). Convolving scheduled departing seats across a three-hour empirical passenger show-up curve elevates explained variance to 48.</w:t>
+        <w:t xml:space="preserve"> modal passenger show-up window established in airport terminal planning guidelines (Airport Cooperative Research Program [ACRP] Report 40; Transportation Research Board, 2010). Convolving scheduled departing seats across a three-hour empirical passenger show-up curve </w:t>
+      </w:r>
+      <w:r>
+        <w:lastRenderedPageBreak/>
+        <w:t>elevates explained variance to 48.</w:t>
       </w:r>
       <w:r>
         <w:t>8</w:t>
@@ -4284,7 +4327,6 @@
         <w:pStyle w:val="Heading3"/>
       </w:pPr>
       <w:r>
-        <w:lastRenderedPageBreak/>
         <w:t>Model Training</w:t>
       </w:r>
     </w:p>
@@ -4321,27 +4363,13 @@
           <w:bCs/>
           <w:color w:val="000000"/>
         </w:rPr>
-        <w:t>Baseline Control Benchmark (Daily Persistence)</w:t>
-      </w:r>
-      <w:r>
-        <w:rPr>
-          <w:b/>
-          <w:bCs/>
-          <w:color w:val="000000"/>
-        </w:rPr>
-        <w:t>.</w:t>
-      </w:r>
-      <w:r>
-        <w:rPr>
-          <w:color w:val="000000"/>
-        </w:rPr>
-        <w:t xml:space="preserve"> </w:t>
-      </w:r>
-      <w:r>
-        <w:rPr>
-          <w:color w:val="000000"/>
-        </w:rPr>
-        <w:t>Assumes today's hourly checkpoint arrival volatility repeats yesterday's observed dispersion (</w:t>
+        <w:t>Baseline Control Benchmark (Daily Persistence).</w:t>
+      </w:r>
+      <w:r>
+        <w:rPr>
+          <w:color w:val="000000"/>
+        </w:rPr>
+        <w:t xml:space="preserve"> Assumes today's hourly checkpoint arrival volatility repeats yesterday's observed dispersion (</w:t>
       </w:r>
       <m:oMath>
         <m:sSub>
@@ -4435,15 +4463,7 @@
           <w:bCs/>
           <w:color w:val="000000"/>
         </w:rPr>
-        <w:t>Model 1 (Deterministic Flight Schedule Model)</w:t>
-      </w:r>
-      <w:r>
-        <w:rPr>
-          <w:b/>
-          <w:bCs/>
-          <w:color w:val="000000"/>
-        </w:rPr>
-        <w:t xml:space="preserve">. </w:t>
+        <w:t xml:space="preserve">Model 1 (Deterministic Flight Schedule Model). </w:t>
       </w:r>
       <w:r>
         <w:rPr>
@@ -4585,27 +4605,13 @@
           <w:bCs/>
           <w:color w:val="000000"/>
         </w:rPr>
-        <w:t>Model 2 (Supervised Machine Learning Model)</w:t>
-      </w:r>
-      <w:r>
-        <w:rPr>
-          <w:b/>
-          <w:bCs/>
-          <w:color w:val="000000"/>
-        </w:rPr>
-        <w:t>.</w:t>
-      </w:r>
-      <w:r>
-        <w:rPr>
-          <w:color w:val="000000"/>
-        </w:rPr>
-        <w:t xml:space="preserve"> </w:t>
-      </w:r>
-      <w:r>
-        <w:rPr>
-          <w:color w:val="000000"/>
-        </w:rPr>
-        <w:t>Uses an automated Gradient-Boosted Decision Tree architecture trained across convolved schedule features and 24 Bureau of Transportation Statistics On-Time Performance operational attributes (cancellations, prior-hour delays, and taxi queues).</w:t>
+        <w:t>Model 2 (Supervised Machine Learning Model).</w:t>
+      </w:r>
+      <w:r>
+        <w:rPr>
+          <w:color w:val="000000"/>
+        </w:rPr>
+        <w:t xml:space="preserve"> Uses an automated Gradient-Boosted Decision Tree architecture trained across convolved schedule features and 24 Bureau of Transportation Statistics On-Time Performance operational attributes (cancellations, prior-hour delays, and taxi queues).</w:t>
       </w:r>
     </w:p>
     <w:p>
@@ -4624,15 +4630,7 @@
           <w:bCs/>
           <w:color w:val="000000"/>
         </w:rPr>
-        <w:t>Model 3 (Dynamic Two-Stage Hybrid Model)</w:t>
-      </w:r>
-      <w:r>
-        <w:rPr>
-          <w:b/>
-          <w:bCs/>
-          <w:color w:val="000000"/>
-        </w:rPr>
-        <w:t>.</w:t>
+        <w:t>Model 3 (Dynamic Two-Stage Hybrid Model).</w:t>
       </w:r>
       <w:r>
         <w:rPr>
@@ -4659,12 +4657,21 @@
       <w:pPr>
         <w:pStyle w:val="code-line"/>
         <w:spacing w:before="0" w:beforeAutospacing="0" w:after="0" w:afterAutospacing="0" w:line="480" w:lineRule="auto"/>
-        <w:ind w:firstLine="360"/>
         <w:contextualSpacing/>
         <w:rPr>
-          <w:color w:val="000000"/>
-        </w:rPr>
-      </w:pPr>
+          <w:b/>
+          <w:bCs/>
+          <w:color w:val="000000"/>
+        </w:rPr>
+      </w:pPr>
+      <w:r>
+        <w:rPr>
+          <w:b/>
+          <w:bCs/>
+          <w:color w:val="000000"/>
+        </w:rPr>
+        <w:t>Table 4.8</w:t>
+      </w:r>
     </w:p>
     <w:p>
       <w:pPr>
@@ -4672,26 +4679,6 @@
         <w:spacing w:before="0" w:beforeAutospacing="0" w:after="0" w:afterAutospacing="0" w:line="480" w:lineRule="auto"/>
         <w:contextualSpacing/>
         <w:rPr>
-          <w:b/>
-          <w:bCs/>
-          <w:color w:val="000000"/>
-        </w:rPr>
-      </w:pPr>
-      <w:r>
-        <w:rPr>
-          <w:b/>
-          <w:bCs/>
-          <w:color w:val="000000"/>
-        </w:rPr>
-        <w:t>Table 4.8</w:t>
-      </w:r>
-    </w:p>
-    <w:p>
-      <w:pPr>
-        <w:pStyle w:val="code-line"/>
-        <w:spacing w:before="0" w:beforeAutospacing="0" w:after="0" w:afterAutospacing="0" w:line="480" w:lineRule="auto"/>
-        <w:contextualSpacing/>
-        <w:rPr>
           <w:i/>
           <w:iCs/>
           <w:color w:val="000000"/>
@@ -4703,6 +4690,7 @@
           <w:iCs/>
           <w:color w:val="000000"/>
         </w:rPr>
+        <w:lastRenderedPageBreak/>
         <w:t>Model Development Dataset Partitions and Calibration Scale</w:t>
       </w:r>
     </w:p>
@@ -4722,10 +4710,9 @@
           <w:color w:val="000000"/>
           <w14:ligatures w14:val="standardContextual"/>
         </w:rPr>
-        <w:lastRenderedPageBreak/>
         <w:drawing>
-          <wp:inline distT="0" distB="0" distL="0" distR="0" wp14:anchorId="7CF62BB4" wp14:editId="53A776B9">
-            <wp:extent cx="6087457" cy="2303362"/>
+          <wp:inline distT="0" distB="0" distL="0" distR="0" wp14:anchorId="7CF62BB4" wp14:editId="1074C217">
+            <wp:extent cx="4132162" cy="1563521"/>
             <wp:effectExtent l="0" t="0" r="0" b="0"/>
             <wp:docPr id="367473163" name="Picture 10"/>
             <wp:cNvGraphicFramePr>
@@ -4739,7 +4726,7 @@
                     <pic:cNvPicPr/>
                   </pic:nvPicPr>
                   <pic:blipFill>
-                    <a:blip r:embed="rId11">
+                    <a:blip r:embed="rId12">
                       <a:extLst>
                         <a:ext uri="{28A0092B-C50C-407E-A947-70E740481C1C}">
                           <a14:useLocalDpi xmlns:a14="http://schemas.microsoft.com/office/drawing/2010/main" val="0"/>
@@ -4753,7 +4740,7 @@
                   <pic:spPr>
                     <a:xfrm>
                       <a:off x="0" y="0"/>
-                      <a:ext cx="6115188" cy="2313855"/>
+                      <a:ext cx="4180679" cy="1581879"/>
                     </a:xfrm>
                     <a:prstGeom prst="rect">
                       <a:avLst/>
@@ -5178,9 +5165,9 @@
             <m:t>=1.000</m:t>
           </m:r>
           <m:r>
-            <w:rPr>
-              <w:i/>
-            </w:rPr>
+            <m:rPr>
+              <m:sty m:val="p"/>
+            </m:rPr>
             <w:br/>
           </m:r>
         </m:oMath>
@@ -5307,7 +5294,7 @@
                     <pic:cNvPicPr/>
                   </pic:nvPicPr>
                   <pic:blipFill>
-                    <a:blip r:embed="rId12">
+                    <a:blip r:embed="rId13">
                       <a:extLst>
                         <a:ext uri="{28A0092B-C50C-407E-A947-70E740481C1C}">
                           <a14:useLocalDpi xmlns:a14="http://schemas.microsoft.com/office/drawing/2010/main" val="0"/>
@@ -5380,15 +5367,7 @@
           <w:bCs/>
           <w:color w:val="000000"/>
         </w:rPr>
-        <w:t>The Deterministic Schedule Baseline (Model 1)</w:t>
-      </w:r>
-      <w:r>
-        <w:rPr>
-          <w:b/>
-          <w:bCs/>
-          <w:color w:val="000000"/>
-        </w:rPr>
-        <w:t>.</w:t>
+        <w:t>The Deterministic Schedule Baseline (Model 1).</w:t>
       </w:r>
       <w:r>
         <w:rPr>
@@ -5521,15 +5500,7 @@
           <w:bCs/>
           <w:color w:val="000000"/>
         </w:rPr>
-        <w:t>Supervised Machine Learning (Model 2)</w:t>
-      </w:r>
-      <w:r>
-        <w:rPr>
-          <w:b/>
-          <w:bCs/>
-          <w:color w:val="000000"/>
-        </w:rPr>
-        <w:t xml:space="preserve">. </w:t>
+        <w:t xml:space="preserve">Supervised Machine Learning (Model 2). </w:t>
       </w:r>
       <w:r>
         <w:rPr>
@@ -5615,27 +5586,13 @@
           <w:bCs/>
           <w:color w:val="000000"/>
         </w:rPr>
-        <w:t>The Dynamic Two-Stage Hybrid (Model 3)</w:t>
-      </w:r>
-      <w:r>
-        <w:rPr>
-          <w:b/>
-          <w:bCs/>
-          <w:color w:val="000000"/>
-        </w:rPr>
-        <w:t>.</w:t>
-      </w:r>
-      <w:r>
-        <w:rPr>
-          <w:color w:val="000000"/>
-        </w:rPr>
-        <w:t xml:space="preserve"> I</w:t>
-      </w:r>
-      <w:r>
-        <w:rPr>
-          <w:color w:val="000000"/>
-        </w:rPr>
-        <w:t>ncorporating live prior-hour error feedback from actual checkpoint screening counts yielded the highest overall holdout fit, explaining 75.88% of passenger throughput volatility variance (</w:t>
+        <w:t>The Dynamic Two-Stage Hybrid (Model 3).</w:t>
+      </w:r>
+      <w:r>
+        <w:rPr>
+          <w:color w:val="000000"/>
+        </w:rPr>
+        <w:t xml:space="preserve"> Incorporating live prior-hour error feedback from actual checkpoint screening counts yielded the highest overall holdout fit, explaining 75.88% of passenger throughput volatility variance (</w:t>
       </w:r>
       <m:oMath>
         <m:sSup>
@@ -5859,7 +5816,7 @@
                     <pic:cNvPicPr/>
                   </pic:nvPicPr>
                   <pic:blipFill>
-                    <a:blip r:embed="rId13" cstate="print">
+                    <a:blip r:embed="rId14" cstate="print">
                       <a:extLst>
                         <a:ext uri="{28A0092B-C50C-407E-A947-70E740481C1C}">
                           <a14:useLocalDpi xmlns:a14="http://schemas.microsoft.com/office/drawing/2010/main" val="0"/>
